--- a/PHYS2426/info/syllabus.docx
+++ b/PHYS2426/info/syllabus.docx
@@ -184,19 +184,7 @@
           <w:rPr>
             <w:rStyle w:val="Hyperlink"/>
           </w:rPr>
-          <w:t>https://josephromano.github.</w:t>
-        </w:r>
-        <w:r>
-          <w:rPr>
-            <w:rStyle w:val="Hyperlink"/>
-          </w:rPr>
-          <w:t>i</w:t>
-        </w:r>
-        <w:r>
-          <w:rPr>
-            <w:rStyle w:val="Hyperlink"/>
-          </w:rPr>
-          <w:t>o/PHYS2426/</w:t>
+          <w:t>https://josephromano.github.io/PHYS2426/</w:t>
         </w:r>
       </w:hyperlink>
     </w:p>
@@ -837,7 +825,13 @@
         <w:spacing w:after="0"/>
       </w:pPr>
       <w:r>
-        <w:t>Wed, 13 Apr 2026: EXAM 3</w:t>
+        <w:t>Wed, 1</w:t>
+      </w:r>
+      <w:r>
+        <w:t>5</w:t>
+      </w:r>
+      <w:r>
+        <w:t xml:space="preserve"> Apr 2026: EXAM 3</w:t>
       </w:r>
     </w:p>
     <w:p>
@@ -1085,23 +1079,7 @@
           <w:rFonts w:ascii="Calibri" w:eastAsia="Calibri" w:hAnsi="Calibri" w:cs="Calibri"/>
           <w:color w:val="222222"/>
         </w:rPr>
-        <w:t xml:space="preserve">: Student Accessibility Services </w:t>
-      </w:r>
-      <w:proofErr w:type="gramStart"/>
-      <w:r>
-        <w:rPr>
-          <w:rFonts w:ascii="Calibri" w:eastAsia="Calibri" w:hAnsi="Calibri" w:cs="Calibri"/>
-          <w:color w:val="222222"/>
-        </w:rPr>
-        <w:t>is located in</w:t>
-      </w:r>
-      <w:proofErr w:type="gramEnd"/>
-      <w:r>
-        <w:rPr>
-          <w:rFonts w:ascii="Calibri" w:eastAsia="Calibri" w:hAnsi="Calibri" w:cs="Calibri"/>
-          <w:color w:val="222222"/>
-        </w:rPr>
-        <w:t xml:space="preserve"> 1.107 in the Music and Learning Center building (BMSLC) and can be contacted by phone at (956) 882-7374 or via email at </w:t>
+        <w:t xml:space="preserve">: Student Accessibility Services is located in 1.107 in the Music and Learning Center building (BMSLC) and can be contacted by phone at (956) 882-7374 or via email at </w:t>
       </w:r>
       <w:hyperlink r:id="rId5">
         <w:r>
